--- a/bai1.docx
+++ b/bai1.docx
@@ -2,25 +2,6 @@
 <file path=word/document.xml><?xml version="1.0" encoding="utf-8"?>
 <w:document xmlns:wpc="http://schemas.microsoft.com/office/word/2010/wordprocessingCanvas" xmlns:cx="http://schemas.microsoft.com/office/drawing/2014/chartex" xmlns:cx1="http://schemas.microsoft.com/office/drawing/2015/9/8/chartex" xmlns:cx2="http://schemas.microsoft.com/office/drawing/2015/10/21/chartex" xmlns:cx3="http://schemas.microsoft.com/office/drawing/2016/5/9/chartex" xmlns:cx4="http://schemas.microsoft.com/office/drawing/2016/5/10/chartex" xmlns:cx5="http://schemas.microsoft.com/office/drawing/2016/5/11/chartex" xmlns:cx6="http://schemas.microsoft.com/office/drawing/2016/5/12/chartex" xmlns:cx7="http://schemas.microsoft.com/office/drawing/2016/5/13/chartex" xmlns:cx8="http://schemas.microsoft.com/office/drawing/2016/5/14/chartex" xmlns:mc="http://schemas.openxmlformats.org/markup-compatibility/2006" xmlns:aink="http://schemas.microsoft.com/office/drawing/2016/ink" xmlns:am3d="http://schemas.microsoft.com/office/drawing/2017/model3d" xmlns:o="urn:schemas-microsoft-com:office:office" xmlns:oel="http://schemas.microsoft.com/office/2019/extlst" xmlns:r="http://schemas.openxmlformats.org/officeDocument/2006/relationships" xmlns:m="http://schemas.openxmlformats.org/officeDocument/2006/math" xmlns:v="urn:schemas-microsoft-com:vml" xmlns:wp14="http://schemas.microsoft.com/office/word/2010/wordprocessingDrawing" xmlns:wp="http://schemas.openxmlformats.org/drawingml/2006/wordprocessingDrawing" xmlns:w10="urn:schemas-microsoft-com:office:word" xmlns:w="http://schemas.openxmlformats.org/wordprocessingml/2006/main" xmlns:w14="http://schemas.microsoft.com/office/word/2010/wordml" xmlns:w15="http://schemas.microsoft.com/office/word/2012/wordml" xmlns:w16cex="http://schemas.microsoft.com/office/word/2018/wordml/cex" xmlns:w16cid="http://schemas.microsoft.com/office/word/2016/wordml/cid" xmlns:w16="http://schemas.microsoft.com/office/word/2018/wordml" xmlns:w16du="http://schemas.microsoft.com/office/word/2023/wordml/word16du" xmlns:w16sdtdh="http://schemas.microsoft.com/office/word/2020/wordml/sdtdatahash" xmlns:w16sdtfl="http://schemas.microsoft.com/office/word/2024/wordml/sdtformatlock" xmlns:w16se="http://schemas.microsoft.com/office/word/2015/wordml/symex" xmlns:wpg="http://schemas.microsoft.com/office/word/2010/wordprocessingGroup" xmlns:wpi="http://schemas.microsoft.com/office/word/2010/wordprocessingInk" xmlns:wne="http://schemas.microsoft.com/office/word/2006/wordml" xmlns:wps="http://schemas.microsoft.com/office/word/2010/wordprocessingShape" mc:Ignorable="w14 w15 w16se w16cid w16 w16cex w16sdtdh w16sdtfl w16du wp14">
   <w:body>
-    <w:p>
-      <w:pPr>
-        <w:rPr>
-          <w:rFonts w:ascii="Times New Roman" w:hAnsi="Times New Roman" w:cs="Times New Roman"/>
-          <w:b/>
-          <w:bCs/>
-          <w:lang w:val="en-US"/>
-        </w:rPr>
-      </w:pPr>
-      <w:r>
-        <w:rPr>
-          <w:rFonts w:ascii="Times New Roman" w:hAnsi="Times New Roman" w:cs="Times New Roman"/>
-          <w:b/>
-          <w:bCs/>
-          <w:lang w:val="en-US"/>
-        </w:rPr>
-        <w:t>Dưới đây là lời giải chi tiết, rõ ràng và đầy đủ theo cấu trúc báo cáo để bạn đưa vào file Word nộp bài, kèm theo mã gốc file .drawio hoàn chỉnh để nộp kèm.</w:t>
-      </w:r>
-    </w:p>
     <w:p>
       <w:pPr>
         <w:rPr>
@@ -997,6 +978,7 @@
           <w:rFonts w:ascii="Times New Roman" w:hAnsi="Times New Roman" w:cs="Times New Roman"/>
           <w:b/>
           <w:bCs/>
+          <w:noProof/>
           <w:lang w:val="en-US"/>
         </w:rPr>
         <w:lastRenderedPageBreak/>
@@ -3733,6 +3715,7 @@
   <w:style w:type="character" w:default="1" w:styleId="DefaultParagraphFont">
     <w:name w:val="Default Paragraph Font"/>
     <w:uiPriority w:val="1"/>
+    <w:semiHidden/>
     <w:unhideWhenUsed/>
   </w:style>
   <w:style w:type="table" w:default="1" w:styleId="TableNormal">
